--- a/BV-RVC_exercises/Requirement/OOP.docx
+++ b/BV-RVC_exercises/Requirement/OOP.docx
@@ -1,27 +1,30 @@
 
 <file path=word/document.xml><?xml version="1.0" encoding="utf-8"?>
-<w:document xmlns:wpc="http://schemas.microsoft.com/office/word/2010/wordprocessingCanvas" xmlns:cx="http://schemas.microsoft.com/office/drawing/2014/chartex" xmlns:mc="http://schemas.openxmlformats.org/markup-compatibility/2006" xmlns:o="urn:schemas-microsoft-com:office:office" xmlns:r="http://schemas.openxmlformats.org/officeDocument/2006/relationships" xmlns:m="http://schemas.openxmlformats.org/officeDocument/2006/math" xmlns:v="urn:schemas-microsoft-com:vml" xmlns:wp14="http://schemas.microsoft.com/office/word/2010/wordprocessingDrawing" xmlns:wp="http://schemas.openxmlformats.org/drawingml/2006/wordprocessingDrawing" xmlns:w10="urn:schemas-microsoft-com:office:word" xmlns:w="http://schemas.openxmlformats.org/wordprocessingml/2006/main" xmlns:w14="http://schemas.microsoft.com/office/word/2010/wordml" xmlns:w15="http://schemas.microsoft.com/office/word/2012/wordml" xmlns:w16se="http://schemas.microsoft.com/office/word/2015/wordml/symex" xmlns:wpg="http://schemas.microsoft.com/office/word/2010/wordprocessingGroup" xmlns:wpi="http://schemas.microsoft.com/office/word/2010/wordprocessingInk" xmlns:wne="http://schemas.microsoft.com/office/word/2006/wordml" xmlns:wps="http://schemas.microsoft.com/office/word/2010/wordprocessingShape" mc:Ignorable="w14 w15 w16se wp14">
+<w:document xmlns:wpc="http://schemas.microsoft.com/office/word/2010/wordprocessingCanvas" xmlns:cx="http://schemas.microsoft.com/office/drawing/2014/chartex" xmlns:cx1="http://schemas.microsoft.com/office/drawing/2015/9/8/chartex" xmlns:cx2="http://schemas.microsoft.com/office/drawing/2015/10/21/chartex" xmlns:cx3="http://schemas.microsoft.com/office/drawing/2016/5/9/chartex" xmlns:cx4="http://schemas.microsoft.com/office/drawing/2016/5/10/chartex" xmlns:cx5="http://schemas.microsoft.com/office/drawing/2016/5/11/chartex" xmlns:cx6="http://schemas.microsoft.com/office/drawing/2016/5/12/chartex" xmlns:cx7="http://schemas.microsoft.com/office/drawing/2016/5/13/chartex" xmlns:cx8="http://schemas.microsoft.com/office/drawing/2016/5/14/chartex" xmlns:mc="http://schemas.openxmlformats.org/markup-compatibility/2006" xmlns:aink="http://schemas.microsoft.com/office/drawing/2016/ink" xmlns:am3d="http://schemas.microsoft.com/office/drawing/2017/model3d" xmlns:o="urn:schemas-microsoft-com:office:office" xmlns:oel="http://schemas.microsoft.com/office/2019/extlst" xmlns:r="http://schemas.openxmlformats.org/officeDocument/2006/relationships" xmlns:m="http://schemas.openxmlformats.org/officeDocument/2006/math" xmlns:v="urn:schemas-microsoft-com:vml" xmlns:wp14="http://schemas.microsoft.com/office/word/2010/wordprocessingDrawing" xmlns:wp="http://schemas.openxmlformats.org/drawingml/2006/wordprocessingDrawing" xmlns:w10="urn:schemas-microsoft-com:office:word" xmlns:w="http://schemas.openxmlformats.org/wordprocessingml/2006/main" xmlns:w14="http://schemas.microsoft.com/office/word/2010/wordml" xmlns:w15="http://schemas.microsoft.com/office/word/2012/wordml" xmlns:w16cex="http://schemas.microsoft.com/office/word/2018/wordml/cex" xmlns:w16cid="http://schemas.microsoft.com/office/word/2016/wordml/cid" xmlns:w16="http://schemas.microsoft.com/office/word/2018/wordml" xmlns:w16du="http://schemas.microsoft.com/office/word/2023/wordml/word16du" xmlns:w16sdtdh="http://schemas.microsoft.com/office/word/2020/wordml/sdtdatahash" xmlns:w16sdtfl="http://schemas.microsoft.com/office/word/2024/wordml/sdtformatlock" xmlns:w16se="http://schemas.microsoft.com/office/word/2015/wordml/symex" xmlns:wpg="http://schemas.microsoft.com/office/word/2010/wordprocessingGroup" xmlns:wpi="http://schemas.microsoft.com/office/word/2010/wordprocessingInk" xmlns:wne="http://schemas.microsoft.com/office/word/2006/wordml" xmlns:wps="http://schemas.microsoft.com/office/word/2010/wordprocessingShape" mc:Ignorable="w14 w15 w16se w16cid w16 w16cex w16sdtdh w16sdtfl w16du wp14">
   <w:body>
     <w:p>
-      <w:r>
-        <w:t xml:space="preserve">Let create </w:t>
-      </w:r>
-      <w:r>
-        <w:t>project</w:t>
-      </w:r>
-      <w:r>
-        <w:t xml:space="preserve"> to</w:t>
-      </w:r>
-      <w:r>
-        <w:t xml:space="preserve"> contains an </w:t>
-      </w:r>
-      <w:r>
-        <w:rPr>
-          <w:b/>
+      <w:pPr>
+        <w:rPr>
+          <w:color w:val="00B050"/>
+        </w:rPr>
+      </w:pPr>
+      <w:r>
+        <w:rPr>
+          <w:color w:val="00B050"/>
+        </w:rPr>
+        <w:t xml:space="preserve">Let create project to contains an </w:t>
+      </w:r>
+      <w:r>
+        <w:rPr>
+          <w:b/>
+          <w:color w:val="00B050"/>
         </w:rPr>
         <w:t>Employee</w:t>
       </w:r>
       <w:r>
+        <w:rPr>
+          <w:color w:val="00B050"/>
+        </w:rPr>
         <w:t xml:space="preserve"> class with a Name property, and some abstract properties. Concerning salary calculation, only some very general rules exist: </w:t>
       </w:r>
     </w:p>
@@ -34,15 +37,16 @@
         </w:numPr>
         <w:rPr>
           <w:b/>
+          <w:color w:val="00B050"/>
           <w:sz w:val="26"/>
           <w:szCs w:val="26"/>
         </w:rPr>
       </w:pPr>
       <w:r>
-        <w:t xml:space="preserve">Part </w:t>
-      </w:r>
-      <w:r>
-        <w:t>of the salary is a fixed amount</w:t>
+        <w:rPr>
+          <w:color w:val="00B050"/>
+        </w:rPr>
+        <w:t>Part of the salary is a fixed amount</w:t>
       </w:r>
     </w:p>
     <w:p>
@@ -54,15 +58,16 @@
         </w:numPr>
         <w:rPr>
           <w:b/>
+          <w:color w:val="00B050"/>
           <w:sz w:val="26"/>
           <w:szCs w:val="26"/>
         </w:rPr>
       </w:pPr>
       <w:r>
-        <w:t xml:space="preserve">Part </w:t>
-      </w:r>
-      <w:r>
-        <w:t>of the salary is a bonus amount</w:t>
+        <w:rPr>
+          <w:color w:val="00B050"/>
+        </w:rPr>
+        <w:t>Part of the salary is a bonus amount</w:t>
       </w:r>
     </w:p>
     <w:p>
@@ -74,11 +79,15 @@
         </w:numPr>
         <w:rPr>
           <w:b/>
+          <w:color w:val="00B050"/>
           <w:sz w:val="26"/>
           <w:szCs w:val="26"/>
         </w:rPr>
       </w:pPr>
       <w:r>
+        <w:rPr>
+          <w:color w:val="00B050"/>
+        </w:rPr>
         <w:t xml:space="preserve">The bonus amount is paid if a certain condition is met </w:t>
       </w:r>
     </w:p>
@@ -87,25 +96,41 @@
         <w:ind w:left="360"/>
         <w:rPr>
           <w:b/>
+          <w:color w:val="00B050"/>
           <w:sz w:val="26"/>
           <w:szCs w:val="26"/>
         </w:rPr>
       </w:pPr>
       <w:r>
+        <w:rPr>
+          <w:color w:val="00B050"/>
+        </w:rPr>
         <w:t>Specific definitions of the rules should be defined in classes that inherit from Employee</w:t>
       </w:r>
     </w:p>
     <w:p>
-      <w:r>
+      <w:pPr>
+        <w:rPr>
+          <w:color w:val="00B050"/>
+        </w:rPr>
+      </w:pPr>
+      <w:r>
+        <w:rPr>
+          <w:color w:val="00B050"/>
+        </w:rPr>
         <w:t xml:space="preserve">Create a </w:t>
       </w:r>
       <w:r>
         <w:rPr>
           <w:b/>
+          <w:color w:val="00B050"/>
         </w:rPr>
         <w:t>Worker</w:t>
       </w:r>
       <w:r>
+        <w:rPr>
+          <w:color w:val="00B050"/>
+        </w:rPr>
         <w:t xml:space="preserve"> class. The class should inherit from Employee. For a worker, the below rules apply: </w:t>
       </w:r>
     </w:p>
@@ -118,15 +143,16 @@
         </w:numPr>
         <w:rPr>
           <w:b/>
+          <w:color w:val="00B050"/>
           <w:sz w:val="26"/>
           <w:szCs w:val="26"/>
         </w:rPr>
       </w:pPr>
       <w:r>
-        <w:t xml:space="preserve">A worker works a </w:t>
-      </w:r>
-      <w:r>
-        <w:t>fixed amount of hours per month</w:t>
+        <w:rPr>
+          <w:color w:val="00B050"/>
+        </w:rPr>
+        <w:t>A worker works a fixed amount of hours per month</w:t>
       </w:r>
     </w:p>
     <w:p>
@@ -138,15 +164,16 @@
         </w:numPr>
         <w:rPr>
           <w:b/>
+          <w:color w:val="00B050"/>
           <w:sz w:val="26"/>
           <w:szCs w:val="26"/>
         </w:rPr>
       </w:pPr>
       <w:r>
-        <w:t xml:space="preserve">A worker </w:t>
-      </w:r>
-      <w:r>
-        <w:t>is paid a fixed amount per hour</w:t>
+        <w:rPr>
+          <w:color w:val="00B050"/>
+        </w:rPr>
+        <w:t>A worker is paid a fixed amount per hour</w:t>
       </w:r>
     </w:p>
     <w:p>
@@ -158,29 +185,42 @@
         </w:numPr>
         <w:rPr>
           <w:b/>
+          <w:color w:val="00B050"/>
           <w:sz w:val="26"/>
           <w:szCs w:val="26"/>
         </w:rPr>
       </w:pPr>
       <w:r>
+        <w:rPr>
+          <w:color w:val="00B050"/>
+        </w:rPr>
         <w:t>A worker does not receive any sort of bonus</w:t>
       </w:r>
     </w:p>
     <w:p>
-      <w:r>
+      <w:pPr>
+        <w:rPr>
+          <w:color w:val="00B050"/>
+        </w:rPr>
+      </w:pPr>
+      <w:r>
+        <w:rPr>
+          <w:color w:val="00B050"/>
+        </w:rPr>
         <w:t xml:space="preserve">Create a </w:t>
       </w:r>
       <w:r>
         <w:rPr>
           <w:b/>
+          <w:color w:val="00B050"/>
         </w:rPr>
         <w:t>Manager</w:t>
       </w:r>
       <w:r>
-        <w:t xml:space="preserve"> class, also inheriting from Employee. The rules for salary calculatio</w:t>
-      </w:r>
-      <w:r>
-        <w:t>n are more vague for a manager:</w:t>
+        <w:rPr>
+          <w:color w:val="00B050"/>
+        </w:rPr>
+        <w:t xml:space="preserve"> class, also inheriting from Employee. The rules for salary calculation are more vague for a manager:</w:t>
       </w:r>
     </w:p>
     <w:p>
@@ -192,11 +232,15 @@
         </w:numPr>
         <w:rPr>
           <w:b/>
+          <w:color w:val="00B050"/>
           <w:sz w:val="26"/>
           <w:szCs w:val="26"/>
         </w:rPr>
       </w:pPr>
       <w:r>
+        <w:rPr>
+          <w:color w:val="00B050"/>
+        </w:rPr>
         <w:t xml:space="preserve">A manager has a fixed monthly base salary </w:t>
       </w:r>
     </w:p>
@@ -209,11 +253,15 @@
         </w:numPr>
         <w:rPr>
           <w:b/>
+          <w:color w:val="00B050"/>
           <w:sz w:val="26"/>
           <w:szCs w:val="26"/>
         </w:rPr>
       </w:pPr>
       <w:r>
+        <w:rPr>
+          <w:color w:val="00B050"/>
+        </w:rPr>
         <w:t xml:space="preserve">A manager has a fixed monthly bonus </w:t>
       </w:r>
     </w:p>
@@ -222,50 +270,82 @@
         <w:ind w:left="360"/>
         <w:rPr>
           <w:b/>
+          <w:color w:val="00B050"/>
           <w:sz w:val="26"/>
           <w:szCs w:val="26"/>
         </w:rPr>
       </w:pPr>
       <w:r>
+        <w:rPr>
+          <w:color w:val="00B050"/>
+        </w:rPr>
         <w:t>The condition for when the bonus is paid out may vary, depending on the specific type of manager (NB: This implies that Manager also becomes an abstract class).</w:t>
       </w:r>
     </w:p>
     <w:p>
-      <w:r>
+      <w:pPr>
+        <w:rPr>
+          <w:color w:val="00B050"/>
+        </w:rPr>
+      </w:pPr>
+      <w:r>
+        <w:rPr>
+          <w:color w:val="00B050"/>
+        </w:rPr>
         <w:t xml:space="preserve">Create a </w:t>
       </w:r>
       <w:r>
         <w:rPr>
           <w:b/>
+          <w:color w:val="00B050"/>
         </w:rPr>
         <w:t>JuniorManager</w:t>
       </w:r>
       <w:r>
+        <w:rPr>
+          <w:color w:val="00B050"/>
+        </w:rPr>
         <w:t xml:space="preserve"> class, that inherits from Manager. A junior manager will have the bonus paid out if (s)he has worked at least 180 hours during the month.</w:t>
       </w:r>
     </w:p>
     <w:p>
-      <w:r>
+      <w:pPr>
+        <w:rPr>
+          <w:color w:val="00B050"/>
+        </w:rPr>
+      </w:pPr>
+      <w:r>
+        <w:rPr>
+          <w:color w:val="00B050"/>
+        </w:rPr>
         <w:t xml:space="preserve">Create a </w:t>
       </w:r>
       <w:r>
         <w:rPr>
           <w:b/>
+          <w:color w:val="00B050"/>
         </w:rPr>
         <w:t>SeniorManager</w:t>
       </w:r>
       <w:r>
-        <w:t xml:space="preserve"> class, that inherits from Manager. A senior manager will have the bonus paid out if (s)he has a performance evaluation of at least 6 during the month</w:t>
-      </w:r>
-      <w:r>
-        <w:t>.</w:t>
+        <w:rPr>
+          <w:color w:val="00B050"/>
+        </w:rPr>
+        <w:t xml:space="preserve"> class, that inherits from Manager. A senior manager will have the bonus paid out if (s)he has a performance evaluation of at least 6 during the month.</w:t>
       </w:r>
     </w:p>
-    <w:p/>
     <w:p>
       <w:pPr>
         <w:rPr>
-          <w:b/>
+          <w:color w:val="00B050"/>
+        </w:rPr>
+      </w:pPr>
+    </w:p>
+    <w:p>
+      <w:pPr>
+        <w:rPr>
+          <w:b/>
+          <w:color w:val="00B050"/>
           <w:sz w:val="26"/>
           <w:szCs w:val="26"/>
         </w:rPr>
@@ -273,26 +353,21 @@
       <w:r>
         <w:rPr>
           <w:b/>
-        </w:rPr>
-        <w:t>Note: Only create one Project and name</w:t>
-      </w:r>
-      <w:bookmarkStart w:id="0" w:name="_GoBack"/>
-      <w:bookmarkEnd w:id="0"/>
-      <w:r>
-        <w:rPr>
-          <w:b/>
-        </w:rPr>
-        <w:t>d as “HoangNguyenOOP”</w:t>
-      </w:r>
-      <w:r>
-        <w:rPr>
-          <w:b/>
+          <w:color w:val="00B050"/>
+        </w:rPr>
+        <w:t>Note: Only create one Project and named as “HoangNguyenOOP”</w:t>
+      </w:r>
+      <w:r>
+        <w:rPr>
+          <w:b/>
+          <w:color w:val="00B050"/>
         </w:rPr>
         <w:t xml:space="preserve"> and put all classes </w:t>
       </w:r>
       <w:r>
         <w:rPr>
           <w:b/>
+          <w:color w:val="00B050"/>
         </w:rPr>
         <w:t>there.</w:t>
       </w:r>
@@ -308,7 +383,7 @@
 </file>
 
 <file path=word/numbering.xml><?xml version="1.0" encoding="utf-8"?>
-<w:numbering xmlns:wpc="http://schemas.microsoft.com/office/word/2010/wordprocessingCanvas" xmlns:cx="http://schemas.microsoft.com/office/drawing/2014/chartex" xmlns:mc="http://schemas.openxmlformats.org/markup-compatibility/2006" xmlns:o="urn:schemas-microsoft-com:office:office" xmlns:r="http://schemas.openxmlformats.org/officeDocument/2006/relationships" xmlns:m="http://schemas.openxmlformats.org/officeDocument/2006/math" xmlns:v="urn:schemas-microsoft-com:vml" xmlns:wp14="http://schemas.microsoft.com/office/word/2010/wordprocessingDrawing" xmlns:wp="http://schemas.openxmlformats.org/drawingml/2006/wordprocessingDrawing" xmlns:w10="urn:schemas-microsoft-com:office:word" xmlns:w="http://schemas.openxmlformats.org/wordprocessingml/2006/main" xmlns:w14="http://schemas.microsoft.com/office/word/2010/wordml" xmlns:w15="http://schemas.microsoft.com/office/word/2012/wordml" xmlns:w16se="http://schemas.microsoft.com/office/word/2015/wordml/symex" xmlns:wpg="http://schemas.microsoft.com/office/word/2010/wordprocessingGroup" xmlns:wpi="http://schemas.microsoft.com/office/word/2010/wordprocessingInk" xmlns:wne="http://schemas.microsoft.com/office/word/2006/wordml" xmlns:wps="http://schemas.microsoft.com/office/word/2010/wordprocessingShape" mc:Ignorable="w14 w15 w16se wp14">
+<w:numbering xmlns:wpc="http://schemas.microsoft.com/office/word/2010/wordprocessingCanvas" xmlns:cx="http://schemas.microsoft.com/office/drawing/2014/chartex" xmlns:cx1="http://schemas.microsoft.com/office/drawing/2015/9/8/chartex" xmlns:cx2="http://schemas.microsoft.com/office/drawing/2015/10/21/chartex" xmlns:cx3="http://schemas.microsoft.com/office/drawing/2016/5/9/chartex" xmlns:cx4="http://schemas.microsoft.com/office/drawing/2016/5/10/chartex" xmlns:cx5="http://schemas.microsoft.com/office/drawing/2016/5/11/chartex" xmlns:cx6="http://schemas.microsoft.com/office/drawing/2016/5/12/chartex" xmlns:cx7="http://schemas.microsoft.com/office/drawing/2016/5/13/chartex" xmlns:cx8="http://schemas.microsoft.com/office/drawing/2016/5/14/chartex" xmlns:mc="http://schemas.openxmlformats.org/markup-compatibility/2006" xmlns:aink="http://schemas.microsoft.com/office/drawing/2016/ink" xmlns:am3d="http://schemas.microsoft.com/office/drawing/2017/model3d" xmlns:o="urn:schemas-microsoft-com:office:office" xmlns:oel="http://schemas.microsoft.com/office/2019/extlst" xmlns:r="http://schemas.openxmlformats.org/officeDocument/2006/relationships" xmlns:m="http://schemas.openxmlformats.org/officeDocument/2006/math" xmlns:v="urn:schemas-microsoft-com:vml" xmlns:wp14="http://schemas.microsoft.com/office/word/2010/wordprocessingDrawing" xmlns:wp="http://schemas.openxmlformats.org/drawingml/2006/wordprocessingDrawing" xmlns:w10="urn:schemas-microsoft-com:office:word" xmlns:w="http://schemas.openxmlformats.org/wordprocessingml/2006/main" xmlns:w14="http://schemas.microsoft.com/office/word/2010/wordml" xmlns:w15="http://schemas.microsoft.com/office/word/2012/wordml" xmlns:w16cex="http://schemas.microsoft.com/office/word/2018/wordml/cex" xmlns:w16cid="http://schemas.microsoft.com/office/word/2016/wordml/cid" xmlns:w16="http://schemas.microsoft.com/office/word/2018/wordml" xmlns:w16du="http://schemas.microsoft.com/office/word/2023/wordml/word16du" xmlns:w16sdtdh="http://schemas.microsoft.com/office/word/2020/wordml/sdtdatahash" xmlns:w16sdtfl="http://schemas.microsoft.com/office/word/2024/wordml/sdtformatlock" xmlns:w16se="http://schemas.microsoft.com/office/word/2015/wordml/symex" xmlns:wpg="http://schemas.microsoft.com/office/word/2010/wordprocessingGroup" xmlns:wpi="http://schemas.microsoft.com/office/word/2010/wordprocessingInk" xmlns:wne="http://schemas.microsoft.com/office/word/2006/wordml" xmlns:wps="http://schemas.microsoft.com/office/word/2010/wordprocessingShape" mc:Ignorable="w14 w15 w16se w16cid w16 w16cex w16sdtdh w16sdtfl w16du wp14">
   <w:abstractNum w:abstractNumId="0" w15:restartNumberingAfterBreak="0">
     <w:nsid w:val="1EF00AF7"/>
     <w:multiLevelType w:val="hybridMultilevel"/>
@@ -823,26 +898,26 @@
       </w:rPr>
     </w:lvl>
   </w:abstractNum>
-  <w:num w:numId="1">
+  <w:num w:numId="1" w16cid:durableId="1142305360">
     <w:abstractNumId w:val="3"/>
   </w:num>
-  <w:num w:numId="2">
+  <w:num w:numId="2" w16cid:durableId="1301611736">
     <w:abstractNumId w:val="2"/>
   </w:num>
-  <w:num w:numId="3">
+  <w:num w:numId="3" w16cid:durableId="1374691362">
     <w:abstractNumId w:val="4"/>
   </w:num>
-  <w:num w:numId="4">
+  <w:num w:numId="4" w16cid:durableId="452554624">
     <w:abstractNumId w:val="1"/>
   </w:num>
-  <w:num w:numId="5">
+  <w:num w:numId="5" w16cid:durableId="873270734">
     <w:abstractNumId w:val="0"/>
   </w:num>
 </w:numbering>
 </file>
 
 <file path=word/styles.xml><?xml version="1.0" encoding="utf-8"?>
-<w:styles xmlns:mc="http://schemas.openxmlformats.org/markup-compatibility/2006" xmlns:r="http://schemas.openxmlformats.org/officeDocument/2006/relationships" xmlns:w="http://schemas.openxmlformats.org/wordprocessingml/2006/main" xmlns:w14="http://schemas.microsoft.com/office/word/2010/wordml" xmlns:w15="http://schemas.microsoft.com/office/word/2012/wordml" xmlns:w16se="http://schemas.microsoft.com/office/word/2015/wordml/symex" mc:Ignorable="w14 w15 w16se">
+<w:styles xmlns:mc="http://schemas.openxmlformats.org/markup-compatibility/2006" xmlns:r="http://schemas.openxmlformats.org/officeDocument/2006/relationships" xmlns:w="http://schemas.openxmlformats.org/wordprocessingml/2006/main" xmlns:w14="http://schemas.microsoft.com/office/word/2010/wordml" xmlns:w15="http://schemas.microsoft.com/office/word/2012/wordml" xmlns:w16cex="http://schemas.microsoft.com/office/word/2018/wordml/cex" xmlns:w16cid="http://schemas.microsoft.com/office/word/2016/wordml/cid" xmlns:w16="http://schemas.microsoft.com/office/word/2018/wordml" xmlns:w16du="http://schemas.microsoft.com/office/word/2023/wordml/word16du" xmlns:w16sdtdh="http://schemas.microsoft.com/office/word/2020/wordml/sdtdatahash" xmlns:w16sdtfl="http://schemas.microsoft.com/office/word/2024/wordml/sdtformatlock" xmlns:w16se="http://schemas.microsoft.com/office/word/2015/wordml/symex" mc:Ignorable="w14 w15 w16se w16cid w16 w16cex w16sdtdh w16sdtfl w16du">
   <w:docDefaults>
     <w:rPrDefault>
       <w:rPr>
@@ -858,7 +933,7 @@
       </w:pPr>
     </w:pPrDefault>
   </w:docDefaults>
-  <w:latentStyles w:defLockedState="0" w:defUIPriority="99" w:defSemiHidden="0" w:defUnhideWhenUsed="0" w:defQFormat="0" w:count="371">
+  <w:latentStyles w:defLockedState="0" w:defUIPriority="99" w:defSemiHidden="0" w:defUnhideWhenUsed="0" w:defQFormat="0" w:count="376">
     <w:lsdException w:name="Normal" w:uiPriority="0" w:qFormat="1"/>
     <w:lsdException w:name="heading 1" w:uiPriority="9" w:qFormat="1"/>
     <w:lsdException w:name="heading 2" w:semiHidden="1" w:uiPriority="9" w:unhideWhenUsed="1" w:qFormat="1"/>
@@ -1230,6 +1305,11 @@
     <w:lsdException w:name="List Table 5 Dark Accent 6" w:uiPriority="50"/>
     <w:lsdException w:name="List Table 6 Colorful Accent 6" w:uiPriority="51"/>
     <w:lsdException w:name="List Table 7 Colorful Accent 6" w:uiPriority="52"/>
+    <w:lsdException w:name="Mention" w:semiHidden="1" w:unhideWhenUsed="1"/>
+    <w:lsdException w:name="Smart Hyperlink" w:semiHidden="1" w:unhideWhenUsed="1"/>
+    <w:lsdException w:name="Hashtag" w:semiHidden="1" w:unhideWhenUsed="1"/>
+    <w:lsdException w:name="Unresolved Mention" w:semiHidden="1" w:unhideWhenUsed="1"/>
+    <w:lsdException w:name="Smart Link" w:semiHidden="1" w:unhideWhenUsed="1"/>
   </w:latentStyles>
   <w:style w:type="paragraph" w:default="1" w:styleId="Normal">
     <w:name w:val="Normal"/>
